--- a/Горбачев_лр5.docx
+++ b/Горбачев_лр5.docx
@@ -2444,6 +2444,7 @@
           <w:sz w:val="19"/>
           <w:szCs w:val="19"/>
           <w:highlight w:val="white"/>
+          <w:lang w:val="en-US"/>
         </w:rPr>
       </w:pPr>
       <w:r>
@@ -2465,6 +2466,7 @@
           <w:sz w:val="19"/>
           <w:szCs w:val="19"/>
           <w:highlight w:val="white"/>
+          <w:lang w:val="en-US"/>
         </w:rPr>
         <w:t>fdiv</w:t>
       </w:r>
@@ -2476,18 +2478,19 @@
           <w:sz w:val="19"/>
           <w:szCs w:val="19"/>
           <w:highlight w:val="white"/>
+          <w:lang w:val="en-US"/>
         </w:rPr>
         <w:t xml:space="preserve">; </w:t>
       </w:r>
       <w:proofErr w:type="spellStart"/>
-      <w:proofErr w:type="gramStart"/>
-      <w:r>
-        <w:rPr>
-          <w:rFonts w:ascii="Cascadia Mono" w:hAnsi="Cascadia Mono" w:cs="Cascadia Mono"/>
-          <w:color w:val="000000"/>
-          <w:sz w:val="19"/>
-          <w:szCs w:val="19"/>
-          <w:highlight w:val="white"/>
+      <w:r>
+        <w:rPr>
+          <w:rFonts w:ascii="Cascadia Mono" w:hAnsi="Cascadia Mono" w:cs="Cascadia Mono"/>
+          <w:color w:val="000000"/>
+          <w:sz w:val="19"/>
+          <w:szCs w:val="19"/>
+          <w:highlight w:val="white"/>
+          <w:lang w:val="en-US"/>
         </w:rPr>
         <w:t>st</w:t>
       </w:r>
@@ -2499,43 +2502,34 @@
           <w:sz w:val="19"/>
           <w:szCs w:val="19"/>
           <w:highlight w:val="white"/>
-        </w:rPr>
-        <w:t>(</w:t>
-      </w:r>
-      <w:proofErr w:type="gramEnd"/>
-      <w:r>
-        <w:rPr>
-          <w:rFonts w:ascii="Cascadia Mono" w:hAnsi="Cascadia Mono" w:cs="Cascadia Mono"/>
-          <w:color w:val="000000"/>
-          <w:sz w:val="19"/>
-          <w:szCs w:val="19"/>
-          <w:highlight w:val="white"/>
-        </w:rPr>
-        <w:t>0) = 4 * b / c</w:t>
-      </w:r>
-    </w:p>
-    <w:p>
-      <w:pPr>
-        <w:autoSpaceDE w:val="0"/>
-        <w:autoSpaceDN w:val="0"/>
-        <w:adjustRightInd w:val="0"/>
-        <w:spacing w:after="0" w:line="240" w:lineRule="auto"/>
-        <w:rPr>
-          <w:rFonts w:ascii="Cascadia Mono" w:hAnsi="Cascadia Mono" w:cs="Cascadia Mono"/>
-          <w:color w:val="000000"/>
-          <w:sz w:val="19"/>
-          <w:szCs w:val="19"/>
-          <w:highlight w:val="white"/>
-          <w:lang w:val="en-US"/>
-        </w:rPr>
-      </w:pPr>
-      <w:r>
-        <w:rPr>
-          <w:rFonts w:ascii="Cascadia Mono" w:hAnsi="Cascadia Mono" w:cs="Cascadia Mono"/>
-          <w:color w:val="000000"/>
-          <w:sz w:val="19"/>
-          <w:szCs w:val="19"/>
-          <w:highlight w:val="white"/>
+          <w:lang w:val="en-US"/>
+        </w:rPr>
+        <w:t>(0) = 4 * b / c</w:t>
+      </w:r>
+    </w:p>
+    <w:p>
+      <w:pPr>
+        <w:autoSpaceDE w:val="0"/>
+        <w:autoSpaceDN w:val="0"/>
+        <w:adjustRightInd w:val="0"/>
+        <w:spacing w:after="0" w:line="240" w:lineRule="auto"/>
+        <w:rPr>
+          <w:rFonts w:ascii="Cascadia Mono" w:hAnsi="Cascadia Mono" w:cs="Cascadia Mono"/>
+          <w:color w:val="000000"/>
+          <w:sz w:val="19"/>
+          <w:szCs w:val="19"/>
+          <w:highlight w:val="white"/>
+          <w:lang w:val="en-US"/>
+        </w:rPr>
+      </w:pPr>
+      <w:r>
+        <w:rPr>
+          <w:rFonts w:ascii="Cascadia Mono" w:hAnsi="Cascadia Mono" w:cs="Cascadia Mono"/>
+          <w:color w:val="000000"/>
+          <w:sz w:val="19"/>
+          <w:szCs w:val="19"/>
+          <w:highlight w:val="white"/>
+          <w:lang w:val="en-US"/>
         </w:rPr>
         <w:t xml:space="preserve">        </w:t>
       </w:r>
@@ -7590,10 +7584,38 @@
       <w:pPr>
         <w:spacing w:after="0" w:line="240" w:lineRule="auto"/>
       </w:pPr>
+    </w:p>
+    <w:p>
+      <w:pPr>
+        <w:spacing w:after="0" w:line="240" w:lineRule="auto"/>
+      </w:pPr>
+      <w:bookmarkStart w:id="1" w:name="_GoBack"/>
+      <w:bookmarkEnd w:id="1"/>
+    </w:p>
+    <w:p>
+      <w:pPr>
+        <w:spacing w:after="0" w:line="240" w:lineRule="auto"/>
+      </w:pPr>
+    </w:p>
+    <w:p>
+      <w:pPr>
+        <w:spacing w:after="0" w:line="240" w:lineRule="auto"/>
+      </w:pPr>
+    </w:p>
+    <w:p>
+      <w:pPr>
+        <w:spacing w:after="0" w:line="240" w:lineRule="auto"/>
+      </w:pPr>
+    </w:p>
+    <w:p>
+      <w:pPr>
+        <w:spacing w:after="0" w:line="240" w:lineRule="auto"/>
+      </w:pPr>
       <w:r>
         <w:rPr>
           <w:noProof/>
         </w:rPr>
+        <w:lastRenderedPageBreak/>
         <w:drawing>
           <wp:inline distT="0" distB="0" distL="0" distR="0" wp14:anchorId="62D12468" wp14:editId="707B79BB">
             <wp:extent cx="3705225" cy="1333500"/>
@@ -7654,7 +7676,6 @@
         <w:rPr>
           <w:noProof/>
         </w:rPr>
-        <w:lastRenderedPageBreak/>
         <w:drawing>
           <wp:inline distT="0" distB="0" distL="0" distR="0" wp14:anchorId="4A5B47F0" wp14:editId="7AFF2908">
             <wp:extent cx="4133850" cy="1143000"/>
@@ -7691,28 +7712,216 @@
           </wp:inline>
         </w:drawing>
       </w:r>
-      <w:bookmarkStart w:id="1" w:name="_GoBack"/>
-      <w:bookmarkEnd w:id="1"/>
-    </w:p>
-    <w:p>
-      <w:pPr>
-        <w:spacing w:after="0" w:line="240" w:lineRule="auto"/>
-      </w:pPr>
-    </w:p>
-    <w:p>
-      <w:pPr>
-        <w:spacing w:after="0" w:line="240" w:lineRule="auto"/>
-      </w:pPr>
-    </w:p>
-    <w:p>
-      <w:pPr>
-        <w:spacing w:after="0" w:line="240" w:lineRule="auto"/>
-      </w:pPr>
-    </w:p>
-    <w:p>
-      <w:pPr>
-        <w:spacing w:after="0" w:line="240" w:lineRule="auto"/>
-      </w:pPr>
+    </w:p>
+    <w:p>
+      <w:pPr>
+        <w:spacing w:after="0" w:line="240" w:lineRule="auto"/>
+      </w:pPr>
+    </w:p>
+    <w:p>
+      <w:pPr>
+        <w:spacing w:after="0" w:line="240" w:lineRule="auto"/>
+      </w:pPr>
+    </w:p>
+    <w:p>
+      <w:pPr>
+        <w:spacing w:after="0" w:line="240" w:lineRule="auto"/>
+      </w:pPr>
+    </w:p>
+    <w:p>
+      <w:pPr>
+        <w:spacing w:after="0" w:line="240" w:lineRule="auto"/>
+      </w:pPr>
+      <w:r>
+        <w:rPr>
+          <w:noProof/>
+        </w:rPr>
+        <w:drawing>
+          <wp:inline distT="0" distB="0" distL="0" distR="0" wp14:anchorId="35EB551D" wp14:editId="55487BC4">
+            <wp:extent cx="3086100" cy="390525"/>
+            <wp:effectExtent l="0" t="0" r="0" b="9525"/>
+            <wp:docPr id="3" name="Рисунок 3"/>
+            <wp:cNvGraphicFramePr>
+              <a:graphicFrameLocks xmlns:a="http://schemas.openxmlformats.org/drawingml/2006/main" noChangeAspect="1"/>
+            </wp:cNvGraphicFramePr>
+            <a:graphic xmlns:a="http://schemas.openxmlformats.org/drawingml/2006/main">
+              <a:graphicData uri="http://schemas.openxmlformats.org/drawingml/2006/picture">
+                <pic:pic xmlns:pic="http://schemas.openxmlformats.org/drawingml/2006/picture">
+                  <pic:nvPicPr>
+                    <pic:cNvPr id="1" name=""/>
+                    <pic:cNvPicPr/>
+                  </pic:nvPicPr>
+                  <pic:blipFill>
+                    <a:blip r:embed="rId8"/>
+                    <a:stretch>
+                      <a:fillRect/>
+                    </a:stretch>
+                  </pic:blipFill>
+                  <pic:spPr>
+                    <a:xfrm>
+                      <a:off x="0" y="0"/>
+                      <a:ext cx="3086100" cy="390525"/>
+                    </a:xfrm>
+                    <a:prstGeom prst="rect">
+                      <a:avLst/>
+                    </a:prstGeom>
+                  </pic:spPr>
+                </pic:pic>
+              </a:graphicData>
+            </a:graphic>
+          </wp:inline>
+        </w:drawing>
+      </w:r>
+    </w:p>
+    <w:p>
+      <w:pPr>
+        <w:spacing w:after="0" w:line="240" w:lineRule="auto"/>
+      </w:pPr>
+    </w:p>
+    <w:p>
+      <w:pPr>
+        <w:spacing w:after="0" w:line="240" w:lineRule="auto"/>
+      </w:pPr>
+      <w:r>
+        <w:rPr>
+          <w:noProof/>
+        </w:rPr>
+        <w:drawing>
+          <wp:inline distT="0" distB="0" distL="0" distR="0" wp14:anchorId="0ECD7F35" wp14:editId="2636C19B">
+            <wp:extent cx="3838575" cy="647700"/>
+            <wp:effectExtent l="0" t="0" r="9525" b="0"/>
+            <wp:docPr id="4" name="Рисунок 4"/>
+            <wp:cNvGraphicFramePr>
+              <a:graphicFrameLocks xmlns:a="http://schemas.openxmlformats.org/drawingml/2006/main" noChangeAspect="1"/>
+            </wp:cNvGraphicFramePr>
+            <a:graphic xmlns:a="http://schemas.openxmlformats.org/drawingml/2006/main">
+              <a:graphicData uri="http://schemas.openxmlformats.org/drawingml/2006/picture">
+                <pic:pic xmlns:pic="http://schemas.openxmlformats.org/drawingml/2006/picture">
+                  <pic:nvPicPr>
+                    <pic:cNvPr id="1" name=""/>
+                    <pic:cNvPicPr/>
+                  </pic:nvPicPr>
+                  <pic:blipFill>
+                    <a:blip r:embed="rId9"/>
+                    <a:stretch>
+                      <a:fillRect/>
+                    </a:stretch>
+                  </pic:blipFill>
+                  <pic:spPr>
+                    <a:xfrm>
+                      <a:off x="0" y="0"/>
+                      <a:ext cx="3838575" cy="647700"/>
+                    </a:xfrm>
+                    <a:prstGeom prst="rect">
+                      <a:avLst/>
+                    </a:prstGeom>
+                  </pic:spPr>
+                </pic:pic>
+              </a:graphicData>
+            </a:graphic>
+          </wp:inline>
+        </w:drawing>
+      </w:r>
+    </w:p>
+    <w:p>
+      <w:pPr>
+        <w:spacing w:after="0" w:line="240" w:lineRule="auto"/>
+      </w:pPr>
+    </w:p>
+    <w:p>
+      <w:pPr>
+        <w:spacing w:after="0" w:line="240" w:lineRule="auto"/>
+      </w:pPr>
+      <w:r>
+        <w:rPr>
+          <w:noProof/>
+        </w:rPr>
+        <w:drawing>
+          <wp:inline distT="0" distB="0" distL="0" distR="0" wp14:anchorId="3738398C" wp14:editId="3C69B214">
+            <wp:extent cx="4295775" cy="1190625"/>
+            <wp:effectExtent l="0" t="0" r="9525" b="9525"/>
+            <wp:docPr id="5" name="Рисунок 5"/>
+            <wp:cNvGraphicFramePr>
+              <a:graphicFrameLocks xmlns:a="http://schemas.openxmlformats.org/drawingml/2006/main" noChangeAspect="1"/>
+            </wp:cNvGraphicFramePr>
+            <a:graphic xmlns:a="http://schemas.openxmlformats.org/drawingml/2006/main">
+              <a:graphicData uri="http://schemas.openxmlformats.org/drawingml/2006/picture">
+                <pic:pic xmlns:pic="http://schemas.openxmlformats.org/drawingml/2006/picture">
+                  <pic:nvPicPr>
+                    <pic:cNvPr id="1" name=""/>
+                    <pic:cNvPicPr/>
+                  </pic:nvPicPr>
+                  <pic:blipFill>
+                    <a:blip r:embed="rId10"/>
+                    <a:stretch>
+                      <a:fillRect/>
+                    </a:stretch>
+                  </pic:blipFill>
+                  <pic:spPr>
+                    <a:xfrm>
+                      <a:off x="0" y="0"/>
+                      <a:ext cx="4295775" cy="1190625"/>
+                    </a:xfrm>
+                    <a:prstGeom prst="rect">
+                      <a:avLst/>
+                    </a:prstGeom>
+                  </pic:spPr>
+                </pic:pic>
+              </a:graphicData>
+            </a:graphic>
+          </wp:inline>
+        </w:drawing>
+      </w:r>
+    </w:p>
+    <w:p>
+      <w:pPr>
+        <w:spacing w:after="0" w:line="240" w:lineRule="auto"/>
+      </w:pPr>
+    </w:p>
+    <w:p>
+      <w:pPr>
+        <w:spacing w:after="0" w:line="240" w:lineRule="auto"/>
+      </w:pPr>
+      <w:r>
+        <w:rPr>
+          <w:noProof/>
+        </w:rPr>
+        <w:drawing>
+          <wp:inline distT="0" distB="0" distL="0" distR="0" wp14:anchorId="5BE9145D" wp14:editId="46407595">
+            <wp:extent cx="4962525" cy="1381125"/>
+            <wp:effectExtent l="0" t="0" r="9525" b="9525"/>
+            <wp:docPr id="8" name="Рисунок 8"/>
+            <wp:cNvGraphicFramePr>
+              <a:graphicFrameLocks xmlns:a="http://schemas.openxmlformats.org/drawingml/2006/main" noChangeAspect="1"/>
+            </wp:cNvGraphicFramePr>
+            <a:graphic xmlns:a="http://schemas.openxmlformats.org/drawingml/2006/main">
+              <a:graphicData uri="http://schemas.openxmlformats.org/drawingml/2006/picture">
+                <pic:pic xmlns:pic="http://schemas.openxmlformats.org/drawingml/2006/picture">
+                  <pic:nvPicPr>
+                    <pic:cNvPr id="1" name=""/>
+                    <pic:cNvPicPr/>
+                  </pic:nvPicPr>
+                  <pic:blipFill>
+                    <a:blip r:embed="rId11"/>
+                    <a:stretch>
+                      <a:fillRect/>
+                    </a:stretch>
+                  </pic:blipFill>
+                  <pic:spPr>
+                    <a:xfrm>
+                      <a:off x="0" y="0"/>
+                      <a:ext cx="4962525" cy="1381125"/>
+                    </a:xfrm>
+                    <a:prstGeom prst="rect">
+                      <a:avLst/>
+                    </a:prstGeom>
+                  </pic:spPr>
+                </pic:pic>
+              </a:graphicData>
+            </a:graphic>
+          </wp:inline>
+        </w:drawing>
+      </w:r>
     </w:p>
     <w:sectPr>
       <w:pgSz w:w="11906" w:h="16838"/>
